--- a/docs/Scenario4_Investigation_Report.docx
+++ b/docs/Scenario4_Investigation_Report.docx
@@ -1024,51 +1024,192 @@
         <w:t xml:space="preserve">The overwhelming majority of findings were concentrated in two coexisting kernel package versions (7.0.0-30-generic and 7.0.0-31-generic, 1,840 findings apiece) — a secondary finding in its own right, since the older kernel package was never purged after a prior upgrade, meaning the host was carrying roughly double the reported vulnerability surface for no operational benefit.</w:t>
       </w:r>
     </w:p>
-    <w:tbl>
-      <w:tblPr>
-        <w:tblW w:type="dxa" w:w="9640"/>
-        <w:tblBorders>
-          <w:top w:val="single" w:color="auto" w:sz="4"/>
-          <w:left w:val="single" w:color="auto" w:sz="4"/>
-          <w:bottom w:val="single" w:color="auto" w:sz="4"/>
-          <w:right w:val="single" w:color="auto" w:sz="4"/>
-          <w:insideH w:val="single" w:color="auto" w:sz="4"/>
-          <w:insideV w:val="single" w:color="auto" w:sz="4"/>
-        </w:tblBorders>
-      </w:tblPr>
-      <w:tblGrid>
-        <w:gridCol w:w="9640"/>
-      </w:tblGrid>
-      <w:tr>
-        <w:tc>
-          <w:tcPr>
-            <w:tcW w:type="dxa" w:w="9640"/>
-            <w:shd w:fill="F2F2F2" w:val="clear"/>
-            <w:tcMar>
-              <w:top w:type="dxa" w:w="200"/>
-              <w:left w:type="dxa" w:w="200"/>
-              <w:bottom w:type="dxa" w:w="200"/>
-              <w:right w:type="dxa" w:w="200"/>
-            </w:tcMar>
-          </w:tcPr>
-          <w:p>
-            <w:pPr>
-              <w:jc w:val="center"/>
-            </w:pPr>
-            <w:r>
-              <w:rPr>
-                <w:i/>
-                <w:iCs/>
-                <w:color w:val="666666"/>
-                <w:sz w:val="20"/>
-                <w:szCs w:val="20"/>
-              </w:rPr>
-              <w:t xml:space="preserve">[ SCREENSHOT PLACEHOLDER — Scenario 4 — Wazuh Vulnerability Detection dashboard, severity breakdown ]</w:t>
-            </w:r>
-          </w:p>
-        </w:tc>
-      </w:tr>
-    </w:tbl>
+    <w:p>
+      <w:pPr>
+        <w:spacing w:after="60" w:before="160"/>
+        <w:jc w:val="center"/>
+      </w:pPr>
+      <w:r>
+        <w:drawing>
+          <wp:inline distT="0" distB="0" distL="0" distR="0">
+            <wp:extent cx="5524500" cy="2905125"/>
+            <wp:effectExtent t="0" r="0" b="0" l="0"/>
+            <wp:docPr id="1" name="" descr="" title=""/>
+            <wp:cNvGraphicFramePr>
+              <a:graphicFrameLocks xmlns:a="http://schemas.openxmlformats.org/drawingml/2006/main" noChangeAspect="1"/>
+            </wp:cNvGraphicFramePr>
+            <a:graphic xmlns:a="http://schemas.openxmlformats.org/drawingml/2006/main">
+              <a:graphicData uri="http://schemas.openxmlformats.org/drawingml/2006/picture">
+                <pic:pic xmlns:pic="http://schemas.openxmlformats.org/drawingml/2006/picture">
+                  <pic:nvPicPr>
+                    <pic:cNvPr id="0" name="" descr=""/>
+                    <pic:cNvPicPr>
+                      <a:picLocks noChangeAspect="1" noChangeArrowheads="1"/>
+                    </pic:cNvPicPr>
+                  </pic:nvPicPr>
+                  <pic:blipFill>
+                    <a:blip r:embed="rId7" cstate="none"/>
+                    <a:srcRect/>
+                    <a:stretch>
+                      <a:fillRect/>
+                    </a:stretch>
+                  </pic:blipFill>
+                  <pic:spPr bwMode="auto">
+                    <a:xfrm>
+                      <a:off x="0" y="0"/>
+                      <a:ext cx="5524500" cy="2905125"/>
+                    </a:xfrm>
+                    <a:prstGeom prst="rect">
+                      <a:avLst/>
+                    </a:prstGeom>
+                  </pic:spPr>
+                </pic:pic>
+              </a:graphicData>
+            </a:graphic>
+          </wp:inline>
+        </w:drawing>
+      </w:r>
+    </w:p>
+    <w:p>
+      <w:pPr>
+        <w:spacing w:after="200"/>
+        <w:jc w:val="center"/>
+      </w:pPr>
+      <w:r>
+        <w:rPr>
+          <w:i/>
+          <w:iCs/>
+          <w:color w:val="666666"/>
+          <w:sz w:val="18"/>
+          <w:szCs w:val="18"/>
+        </w:rPr>
+        <w:t xml:space="preserve">Vulnerability Detection dashboard: severity breakdown (352/1,666/328/6/1,328) and top-5 packages showing the 1,840/1,840 kernel-package split</w:t>
+      </w:r>
+    </w:p>
+    <w:p>
+      <w:pPr>
+        <w:spacing w:after="60" w:before="160"/>
+        <w:jc w:val="center"/>
+      </w:pPr>
+      <w:r>
+        <w:drawing>
+          <wp:inline distT="0" distB="0" distL="0" distR="0">
+            <wp:extent cx="5524500" cy="2905125"/>
+            <wp:effectExtent t="0" r="0" b="0" l="0"/>
+            <wp:docPr id="1" name="" descr="" title=""/>
+            <wp:cNvGraphicFramePr>
+              <a:graphicFrameLocks xmlns:a="http://schemas.openxmlformats.org/drawingml/2006/main" noChangeAspect="1"/>
+            </wp:cNvGraphicFramePr>
+            <a:graphic xmlns:a="http://schemas.openxmlformats.org/drawingml/2006/main">
+              <a:graphicData uri="http://schemas.openxmlformats.org/drawingml/2006/picture">
+                <pic:pic xmlns:pic="http://schemas.openxmlformats.org/drawingml/2006/picture">
+                  <pic:nvPicPr>
+                    <pic:cNvPr id="0" name="" descr=""/>
+                    <pic:cNvPicPr>
+                      <a:picLocks noChangeAspect="1" noChangeArrowheads="1"/>
+                    </pic:cNvPicPr>
+                  </pic:nvPicPr>
+                  <pic:blipFill>
+                    <a:blip r:embed="rId8" cstate="none"/>
+                    <a:srcRect/>
+                    <a:stretch>
+                      <a:fillRect/>
+                    </a:stretch>
+                  </pic:blipFill>
+                  <pic:spPr bwMode="auto">
+                    <a:xfrm>
+                      <a:off x="0" y="0"/>
+                      <a:ext cx="5524500" cy="2905125"/>
+                    </a:xfrm>
+                    <a:prstGeom prst="rect">
+                      <a:avLst/>
+                    </a:prstGeom>
+                  </pic:spPr>
+                </pic:pic>
+              </a:graphicData>
+            </a:graphic>
+          </wp:inline>
+        </w:drawing>
+      </w:r>
+    </w:p>
+    <w:p>
+      <w:pPr>
+        <w:spacing w:after="200"/>
+        <w:jc w:val="center"/>
+      </w:pPr>
+      <w:r>
+        <w:rPr>
+          <w:i/>
+          <w:iCs/>
+          <w:color w:val="666666"/>
+          <w:sz w:val="18"/>
+          <w:szCs w:val="18"/>
+        </w:rPr>
+        <w:t xml:space="preserve">Supporting charts: vulnerability score distribution, affected OS family (Ubuntu), and findings by year of publication</w:t>
+      </w:r>
+    </w:p>
+    <w:p>
+      <w:pPr>
+        <w:spacing w:after="60" w:before="160"/>
+        <w:jc w:val="center"/>
+      </w:pPr>
+      <w:r>
+        <w:drawing>
+          <wp:inline distT="0" distB="0" distL="0" distR="0">
+            <wp:extent cx="5524500" cy="2905125"/>
+            <wp:effectExtent t="0" r="0" b="0" l="0"/>
+            <wp:docPr id="1" name="" descr="" title=""/>
+            <wp:cNvGraphicFramePr>
+              <a:graphicFrameLocks xmlns:a="http://schemas.openxmlformats.org/drawingml/2006/main" noChangeAspect="1"/>
+            </wp:cNvGraphicFramePr>
+            <a:graphic xmlns:a="http://schemas.openxmlformats.org/drawingml/2006/main">
+              <a:graphicData uri="http://schemas.openxmlformats.org/drawingml/2006/picture">
+                <pic:pic xmlns:pic="http://schemas.openxmlformats.org/drawingml/2006/picture">
+                  <pic:nvPicPr>
+                    <pic:cNvPr id="0" name="" descr=""/>
+                    <pic:cNvPicPr>
+                      <a:picLocks noChangeAspect="1" noChangeArrowheads="1"/>
+                    </pic:cNvPicPr>
+                  </pic:nvPicPr>
+                  <pic:blipFill>
+                    <a:blip r:embed="rId9" cstate="none"/>
+                    <a:srcRect/>
+                    <a:stretch>
+                      <a:fillRect/>
+                    </a:stretch>
+                  </pic:blipFill>
+                  <pic:spPr bwMode="auto">
+                    <a:xfrm>
+                      <a:off x="0" y="0"/>
+                      <a:ext cx="5524500" cy="2905125"/>
+                    </a:xfrm>
+                    <a:prstGeom prst="rect">
+                      <a:avLst/>
+                    </a:prstGeom>
+                  </pic:spPr>
+                </pic:pic>
+              </a:graphicData>
+            </a:graphic>
+          </wp:inline>
+        </w:drawing>
+      </w:r>
+    </w:p>
+    <w:p>
+      <w:pPr>
+        <w:spacing w:after="200"/>
+        <w:jc w:val="center"/>
+      </w:pPr>
+      <w:r>
+        <w:rPr>
+          <w:i/>
+          <w:iCs/>
+          <w:color w:val="666666"/>
+          <w:sz w:val="18"/>
+          <w:szCs w:val="18"/>
+        </w:rPr>
+        <w:t xml:space="preserve">Agent and host context: dmz-web01, agent 001, Wazuh v4.14.7, Ubuntu 26.04.1 LTS</w:t>
+      </w:r>
+    </w:p>
     <w:p>
       <w:pPr>
         <w:pStyle w:val="Heading1"/>
@@ -1083,7 +1224,7 @@
         <w:spacing w:after="120"/>
       </w:pPr>
       <w:r>
-        <w:t xml:space="preserve">Four confirmed CVSS 10.0 (Critical) findings were isolated for detailed reporting, all published mid-August 2026 and detected roughly three weeks later — used here to illustrate a real-world patch-lag pattern. Detection was version-comparison based; no active exploitation was observed or claimed. Each was verified independently against the Canonical Security Tracker.</w:t>
+        <w:t xml:space="preserve">Four confirmed CVSS v3.1, base score 10.0 (Critical) findings were isolated for detailed reporting, all published mid-August 2026 and detected roughly three weeks later — used here to illustrate a real-world patch-lag pattern. Detection was version-comparison based; no active exploitation was observed or claimed. Each was verified independently against the Canonical Security Tracker (Wazuh's cited scanner source) and cross-referenced against the public CVE record.</w:t>
       </w:r>
     </w:p>
     <w:tbl>
@@ -1450,51 +1591,791 @@
         </w:tc>
       </w:tr>
     </w:tbl>
-    <w:tbl>
-      <w:tblPr>
-        <w:tblW w:type="dxa" w:w="9640"/>
-        <w:tblBorders>
-          <w:top w:val="single" w:color="auto" w:sz="4"/>
-          <w:left w:val="single" w:color="auto" w:sz="4"/>
-          <w:bottom w:val="single" w:color="auto" w:sz="4"/>
-          <w:right w:val="single" w:color="auto" w:sz="4"/>
-          <w:insideH w:val="single" w:color="auto" w:sz="4"/>
-          <w:insideV w:val="single" w:color="auto" w:sz="4"/>
-        </w:tblBorders>
-      </w:tblPr>
-      <w:tblGrid>
-        <w:gridCol w:w="9640"/>
-      </w:tblGrid>
-      <w:tr>
-        <w:tc>
-          <w:tcPr>
-            <w:tcW w:type="dxa" w:w="9640"/>
-            <w:shd w:fill="F2F2F2" w:val="clear"/>
-            <w:tcMar>
-              <w:top w:type="dxa" w:w="200"/>
-              <w:left w:type="dxa" w:w="200"/>
-              <w:bottom w:type="dxa" w:w="200"/>
-              <w:right w:type="dxa" w:w="200"/>
-            </w:tcMar>
-          </w:tcPr>
-          <w:p>
-            <w:pPr>
-              <w:jc w:val="center"/>
-            </w:pPr>
-            <w:r>
-              <w:rPr>
-                <w:i/>
-                <w:iCs/>
-                <w:color w:val="666666"/>
-                <w:sz w:val="20"/>
-                <w:szCs w:val="20"/>
-              </w:rPr>
-              <w:t xml:space="preserve">[ SCREENSHOT PLACEHOLDER — Scenario 4 — CVE detail views for the four confirmed CVSS 10.0 findings ]</w:t>
-            </w:r>
-          </w:p>
-        </w:tc>
-      </w:tr>
-    </w:tbl>
+    <w:p>
+      <w:pPr>
+        <w:spacing w:after="200"/>
+      </w:pPr>
+    </w:p>
+    <w:p>
+      <w:pPr>
+        <w:pStyle w:val="Heading3"/>
+        <w:spacing w:after="100" w:before="200"/>
+      </w:pPr>
+      <w:r>
+        <w:t xml:space="preserve">CVE-2026-72408 — geneve GRO-hint handling bug</w:t>
+      </w:r>
+    </w:p>
+    <w:p>
+      <w:pPr>
+        <w:spacing w:after="60" w:before="160"/>
+        <w:jc w:val="center"/>
+      </w:pPr>
+      <w:r>
+        <w:drawing>
+          <wp:inline distT="0" distB="0" distL="0" distR="0">
+            <wp:extent cx="5524500" cy="2905125"/>
+            <wp:effectExtent t="0" r="0" b="0" l="0"/>
+            <wp:docPr id="1" name="" descr="" title=""/>
+            <wp:cNvGraphicFramePr>
+              <a:graphicFrameLocks xmlns:a="http://schemas.openxmlformats.org/drawingml/2006/main" noChangeAspect="1"/>
+            </wp:cNvGraphicFramePr>
+            <a:graphic xmlns:a="http://schemas.openxmlformats.org/drawingml/2006/main">
+              <a:graphicData uri="http://schemas.openxmlformats.org/drawingml/2006/picture">
+                <pic:pic xmlns:pic="http://schemas.openxmlformats.org/drawingml/2006/picture">
+                  <pic:nvPicPr>
+                    <pic:cNvPr id="0" name="" descr=""/>
+                    <pic:cNvPicPr>
+                      <a:picLocks noChangeAspect="1" noChangeArrowheads="1"/>
+                    </pic:cNvPicPr>
+                  </pic:nvPicPr>
+                  <pic:blipFill>
+                    <a:blip r:embed="rId10" cstate="none"/>
+                    <a:srcRect/>
+                    <a:stretch>
+                      <a:fillRect/>
+                    </a:stretch>
+                  </pic:blipFill>
+                  <pic:spPr bwMode="auto">
+                    <a:xfrm>
+                      <a:off x="0" y="0"/>
+                      <a:ext cx="5524500" cy="2905125"/>
+                    </a:xfrm>
+                    <a:prstGeom prst="rect">
+                      <a:avLst/>
+                    </a:prstGeom>
+                  </pic:spPr>
+                </pic:pic>
+              </a:graphicData>
+            </a:graphic>
+          </wp:inline>
+        </w:drawing>
+      </w:r>
+    </w:p>
+    <w:p>
+      <w:pPr>
+        <w:spacing w:after="200"/>
+        <w:jc w:val="center"/>
+      </w:pPr>
+      <w:r>
+        <w:rPr>
+          <w:i/>
+          <w:iCs/>
+          <w:color w:val="666666"/>
+          <w:sz w:val="18"/>
+          <w:szCs w:val="18"/>
+        </w:rPr>
+        <w:t xml:space="preserve">Affected package (linux-image-7.0.0-31-generic) and full vulnerability description</w:t>
+      </w:r>
+    </w:p>
+    <w:p>
+      <w:pPr>
+        <w:spacing w:after="60" w:before="160"/>
+        <w:jc w:val="center"/>
+      </w:pPr>
+      <w:r>
+        <w:drawing>
+          <wp:inline distT="0" distB="0" distL="0" distR="0">
+            <wp:extent cx="5524500" cy="2905125"/>
+            <wp:effectExtent t="0" r="0" b="0" l="0"/>
+            <wp:docPr id="1" name="" descr="" title=""/>
+            <wp:cNvGraphicFramePr>
+              <a:graphicFrameLocks xmlns:a="http://schemas.openxmlformats.org/drawingml/2006/main" noChangeAspect="1"/>
+            </wp:cNvGraphicFramePr>
+            <a:graphic xmlns:a="http://schemas.openxmlformats.org/drawingml/2006/main">
+              <a:graphicData uri="http://schemas.openxmlformats.org/drawingml/2006/picture">
+                <pic:pic xmlns:pic="http://schemas.openxmlformats.org/drawingml/2006/picture">
+                  <pic:nvPicPr>
+                    <pic:cNvPr id="0" name="" descr=""/>
+                    <pic:cNvPicPr>
+                      <a:picLocks noChangeAspect="1" noChangeArrowheads="1"/>
+                    </pic:cNvPicPr>
+                  </pic:nvPicPr>
+                  <pic:blipFill>
+                    <a:blip r:embed="rId11" cstate="none"/>
+                    <a:srcRect/>
+                    <a:stretch>
+                      <a:fillRect/>
+                    </a:stretch>
+                  </pic:blipFill>
+                  <pic:spPr bwMode="auto">
+                    <a:xfrm>
+                      <a:off x="0" y="0"/>
+                      <a:ext cx="5524500" cy="2905125"/>
+                    </a:xfrm>
+                    <a:prstGeom prst="rect">
+                      <a:avLst/>
+                    </a:prstGeom>
+                  </pic:spPr>
+                </pic:pic>
+              </a:graphicData>
+            </a:graphic>
+          </wp:inline>
+        </w:drawing>
+      </w:r>
+    </w:p>
+    <w:p>
+      <w:pPr>
+        <w:spacing w:after="200"/>
+        <w:jc w:val="center"/>
+      </w:pPr>
+      <w:r>
+        <w:rPr>
+          <w:i/>
+          <w:iCs/>
+          <w:color w:val="666666"/>
+          <w:sz w:val="18"/>
+          <w:szCs w:val="18"/>
+        </w:rPr>
+        <w:t xml:space="preserve">CVE-2026-72408: published Aug 15, 2026, with Ubuntu security and CVE.org references</w:t>
+      </w:r>
+    </w:p>
+    <w:p>
+      <w:pPr>
+        <w:spacing w:after="60" w:before="160"/>
+        <w:jc w:val="center"/>
+      </w:pPr>
+      <w:r>
+        <w:drawing>
+          <wp:inline distT="0" distB="0" distL="0" distR="0">
+            <wp:extent cx="5524500" cy="2905125"/>
+            <wp:effectExtent t="0" r="0" b="0" l="0"/>
+            <wp:docPr id="1" name="" descr="" title=""/>
+            <wp:cNvGraphicFramePr>
+              <a:graphicFrameLocks xmlns:a="http://schemas.openxmlformats.org/drawingml/2006/main" noChangeAspect="1"/>
+            </wp:cNvGraphicFramePr>
+            <a:graphic xmlns:a="http://schemas.openxmlformats.org/drawingml/2006/main">
+              <a:graphicData uri="http://schemas.openxmlformats.org/drawingml/2006/picture">
+                <pic:pic xmlns:pic="http://schemas.openxmlformats.org/drawingml/2006/picture">
+                  <pic:nvPicPr>
+                    <pic:cNvPr id="0" name="" descr=""/>
+                    <pic:cNvPicPr>
+                      <a:picLocks noChangeAspect="1" noChangeArrowheads="1"/>
+                    </pic:cNvPicPr>
+                  </pic:nvPicPr>
+                  <pic:blipFill>
+                    <a:blip r:embed="rId12" cstate="none"/>
+                    <a:srcRect/>
+                    <a:stretch>
+                      <a:fillRect/>
+                    </a:stretch>
+                  </pic:blipFill>
+                  <pic:spPr bwMode="auto">
+                    <a:xfrm>
+                      <a:off x="0" y="0"/>
+                      <a:ext cx="5524500" cy="2905125"/>
+                    </a:xfrm>
+                    <a:prstGeom prst="rect">
+                      <a:avLst/>
+                    </a:prstGeom>
+                  </pic:spPr>
+                </pic:pic>
+              </a:graphicData>
+            </a:graphic>
+          </wp:inline>
+        </w:drawing>
+      </w:r>
+    </w:p>
+    <w:p>
+      <w:pPr>
+        <w:spacing w:after="200"/>
+        <w:jc w:val="center"/>
+      </w:pPr>
+      <w:r>
+        <w:rPr>
+          <w:i/>
+          <w:iCs/>
+          <w:color w:val="666666"/>
+          <w:sz w:val="18"/>
+          <w:szCs w:val="18"/>
+        </w:rPr>
+        <w:t xml:space="preserve">CVSS base score 10, severity Critical, scanner source Canonical Security Tracker</w:t>
+      </w:r>
+    </w:p>
+    <w:p>
+      <w:pPr>
+        <w:pStyle w:val="Heading3"/>
+        <w:spacing w:after="100" w:before="200"/>
+      </w:pPr>
+      <w:r>
+        <w:t xml:space="preserve">CVE-2026-72421 — IPv4/fib table overwrite issue</w:t>
+      </w:r>
+    </w:p>
+    <w:p>
+      <w:pPr>
+        <w:spacing w:after="60" w:before="160"/>
+        <w:jc w:val="center"/>
+      </w:pPr>
+      <w:r>
+        <w:drawing>
+          <wp:inline distT="0" distB="0" distL="0" distR="0">
+            <wp:extent cx="5524500" cy="2905125"/>
+            <wp:effectExtent t="0" r="0" b="0" l="0"/>
+            <wp:docPr id="1" name="" descr="" title=""/>
+            <wp:cNvGraphicFramePr>
+              <a:graphicFrameLocks xmlns:a="http://schemas.openxmlformats.org/drawingml/2006/main" noChangeAspect="1"/>
+            </wp:cNvGraphicFramePr>
+            <a:graphic xmlns:a="http://schemas.openxmlformats.org/drawingml/2006/main">
+              <a:graphicData uri="http://schemas.openxmlformats.org/drawingml/2006/picture">
+                <pic:pic xmlns:pic="http://schemas.openxmlformats.org/drawingml/2006/picture">
+                  <pic:nvPicPr>
+                    <pic:cNvPr id="0" name="" descr=""/>
+                    <pic:cNvPicPr>
+                      <a:picLocks noChangeAspect="1" noChangeArrowheads="1"/>
+                    </pic:cNvPicPr>
+                  </pic:nvPicPr>
+                  <pic:blipFill>
+                    <a:blip r:embed="rId13" cstate="none"/>
+                    <a:srcRect/>
+                    <a:stretch>
+                      <a:fillRect/>
+                    </a:stretch>
+                  </pic:blipFill>
+                  <pic:spPr bwMode="auto">
+                    <a:xfrm>
+                      <a:off x="0" y="0"/>
+                      <a:ext cx="5524500" cy="2905125"/>
+                    </a:xfrm>
+                    <a:prstGeom prst="rect">
+                      <a:avLst/>
+                    </a:prstGeom>
+                  </pic:spPr>
+                </pic:pic>
+              </a:graphicData>
+            </a:graphic>
+          </wp:inline>
+        </w:drawing>
+      </w:r>
+    </w:p>
+    <w:p>
+      <w:pPr>
+        <w:spacing w:after="200"/>
+        <w:jc w:val="center"/>
+      </w:pPr>
+      <w:r>
+        <w:rPr>
+          <w:i/>
+          <w:iCs/>
+          <w:color w:val="666666"/>
+          <w:sz w:val="18"/>
+          <w:szCs w:val="18"/>
+        </w:rPr>
+        <w:t xml:space="preserve">Affected package and full vulnerability description</w:t>
+      </w:r>
+    </w:p>
+    <w:p>
+      <w:pPr>
+        <w:spacing w:after="60" w:before="160"/>
+        <w:jc w:val="center"/>
+      </w:pPr>
+      <w:r>
+        <w:drawing>
+          <wp:inline distT="0" distB="0" distL="0" distR="0">
+            <wp:extent cx="5524500" cy="2905125"/>
+            <wp:effectExtent t="0" r="0" b="0" l="0"/>
+            <wp:docPr id="1" name="" descr="" title=""/>
+            <wp:cNvGraphicFramePr>
+              <a:graphicFrameLocks xmlns:a="http://schemas.openxmlformats.org/drawingml/2006/main" noChangeAspect="1"/>
+            </wp:cNvGraphicFramePr>
+            <a:graphic xmlns:a="http://schemas.openxmlformats.org/drawingml/2006/main">
+              <a:graphicData uri="http://schemas.openxmlformats.org/drawingml/2006/picture">
+                <pic:pic xmlns:pic="http://schemas.openxmlformats.org/drawingml/2006/picture">
+                  <pic:nvPicPr>
+                    <pic:cNvPr id="0" name="" descr=""/>
+                    <pic:cNvPicPr>
+                      <a:picLocks noChangeAspect="1" noChangeArrowheads="1"/>
+                    </pic:cNvPicPr>
+                  </pic:nvPicPr>
+                  <pic:blipFill>
+                    <a:blip r:embed="rId14" cstate="none"/>
+                    <a:srcRect/>
+                    <a:stretch>
+                      <a:fillRect/>
+                    </a:stretch>
+                  </pic:blipFill>
+                  <pic:spPr bwMode="auto">
+                    <a:xfrm>
+                      <a:off x="0" y="0"/>
+                      <a:ext cx="5524500" cy="2905125"/>
+                    </a:xfrm>
+                    <a:prstGeom prst="rect">
+                      <a:avLst/>
+                    </a:prstGeom>
+                  </pic:spPr>
+                </pic:pic>
+              </a:graphicData>
+            </a:graphic>
+          </wp:inline>
+        </w:drawing>
+      </w:r>
+    </w:p>
+    <w:p>
+      <w:pPr>
+        <w:spacing w:after="200"/>
+        <w:jc w:val="center"/>
+      </w:pPr>
+      <w:r>
+        <w:rPr>
+          <w:i/>
+          <w:iCs/>
+          <w:color w:val="666666"/>
+          <w:sz w:val="18"/>
+          <w:szCs w:val="18"/>
+        </w:rPr>
+        <w:t xml:space="preserve">CVE-2026-72421: published Aug 15, 2026, with reference links</w:t>
+      </w:r>
+    </w:p>
+    <w:p>
+      <w:pPr>
+        <w:spacing w:after="60" w:before="160"/>
+        <w:jc w:val="center"/>
+      </w:pPr>
+      <w:r>
+        <w:drawing>
+          <wp:inline distT="0" distB="0" distL="0" distR="0">
+            <wp:extent cx="5524500" cy="2905125"/>
+            <wp:effectExtent t="0" r="0" b="0" l="0"/>
+            <wp:docPr id="1" name="" descr="" title=""/>
+            <wp:cNvGraphicFramePr>
+              <a:graphicFrameLocks xmlns:a="http://schemas.openxmlformats.org/drawingml/2006/main" noChangeAspect="1"/>
+            </wp:cNvGraphicFramePr>
+            <a:graphic xmlns:a="http://schemas.openxmlformats.org/drawingml/2006/main">
+              <a:graphicData uri="http://schemas.openxmlformats.org/drawingml/2006/picture">
+                <pic:pic xmlns:pic="http://schemas.openxmlformats.org/drawingml/2006/picture">
+                  <pic:nvPicPr>
+                    <pic:cNvPr id="0" name="" descr=""/>
+                    <pic:cNvPicPr>
+                      <a:picLocks noChangeAspect="1" noChangeArrowheads="1"/>
+                    </pic:cNvPicPr>
+                  </pic:nvPicPr>
+                  <pic:blipFill>
+                    <a:blip r:embed="rId15" cstate="none"/>
+                    <a:srcRect/>
+                    <a:stretch>
+                      <a:fillRect/>
+                    </a:stretch>
+                  </pic:blipFill>
+                  <pic:spPr bwMode="auto">
+                    <a:xfrm>
+                      <a:off x="0" y="0"/>
+                      <a:ext cx="5524500" cy="2905125"/>
+                    </a:xfrm>
+                    <a:prstGeom prst="rect">
+                      <a:avLst/>
+                    </a:prstGeom>
+                  </pic:spPr>
+                </pic:pic>
+              </a:graphicData>
+            </a:graphic>
+          </wp:inline>
+        </w:drawing>
+      </w:r>
+    </w:p>
+    <w:p>
+      <w:pPr>
+        <w:spacing w:after="200"/>
+        <w:jc w:val="center"/>
+      </w:pPr>
+      <w:r>
+        <w:rPr>
+          <w:i/>
+          <w:iCs/>
+          <w:color w:val="666666"/>
+          <w:sz w:val="18"/>
+          <w:szCs w:val="18"/>
+        </w:rPr>
+        <w:t xml:space="preserve">CVSS base score 10, severity Critical</w:t>
+      </w:r>
+    </w:p>
+    <w:p>
+      <w:pPr>
+        <w:pStyle w:val="Heading3"/>
+        <w:spacing w:after="100" w:before="200"/>
+      </w:pPr>
+      <w:r>
+        <w:t xml:space="preserve">CVE-2026-74279 — crypto/cavium DMA memory leak</w:t>
+      </w:r>
+    </w:p>
+    <w:p>
+      <w:pPr>
+        <w:spacing w:after="60" w:before="160"/>
+        <w:jc w:val="center"/>
+      </w:pPr>
+      <w:r>
+        <w:drawing>
+          <wp:inline distT="0" distB="0" distL="0" distR="0">
+            <wp:extent cx="5524500" cy="2905125"/>
+            <wp:effectExtent t="0" r="0" b="0" l="0"/>
+            <wp:docPr id="1" name="" descr="" title=""/>
+            <wp:cNvGraphicFramePr>
+              <a:graphicFrameLocks xmlns:a="http://schemas.openxmlformats.org/drawingml/2006/main" noChangeAspect="1"/>
+            </wp:cNvGraphicFramePr>
+            <a:graphic xmlns:a="http://schemas.openxmlformats.org/drawingml/2006/main">
+              <a:graphicData uri="http://schemas.openxmlformats.org/drawingml/2006/picture">
+                <pic:pic xmlns:pic="http://schemas.openxmlformats.org/drawingml/2006/picture">
+                  <pic:nvPicPr>
+                    <pic:cNvPr id="0" name="" descr=""/>
+                    <pic:cNvPicPr>
+                      <a:picLocks noChangeAspect="1" noChangeArrowheads="1"/>
+                    </pic:cNvPicPr>
+                  </pic:nvPicPr>
+                  <pic:blipFill>
+                    <a:blip r:embed="rId16" cstate="none"/>
+                    <a:srcRect/>
+                    <a:stretch>
+                      <a:fillRect/>
+                    </a:stretch>
+                  </pic:blipFill>
+                  <pic:spPr bwMode="auto">
+                    <a:xfrm>
+                      <a:off x="0" y="0"/>
+                      <a:ext cx="5524500" cy="2905125"/>
+                    </a:xfrm>
+                    <a:prstGeom prst="rect">
+                      <a:avLst/>
+                    </a:prstGeom>
+                  </pic:spPr>
+                </pic:pic>
+              </a:graphicData>
+            </a:graphic>
+          </wp:inline>
+        </w:drawing>
+      </w:r>
+    </w:p>
+    <w:p>
+      <w:pPr>
+        <w:spacing w:after="200"/>
+        <w:jc w:val="center"/>
+      </w:pPr>
+      <w:r>
+        <w:rPr>
+          <w:i/>
+          <w:iCs/>
+          <w:color w:val="666666"/>
+          <w:sz w:val="18"/>
+          <w:szCs w:val="18"/>
+        </w:rPr>
+        <w:t xml:space="preserve">Affected package and full vulnerability description (DMA cleanup loop-index bug)</w:t>
+      </w:r>
+    </w:p>
+    <w:p>
+      <w:pPr>
+        <w:spacing w:after="60" w:before="160"/>
+        <w:jc w:val="center"/>
+      </w:pPr>
+      <w:r>
+        <w:drawing>
+          <wp:inline distT="0" distB="0" distL="0" distR="0">
+            <wp:extent cx="5524500" cy="2905125"/>
+            <wp:effectExtent t="0" r="0" b="0" l="0"/>
+            <wp:docPr id="1" name="" descr="" title=""/>
+            <wp:cNvGraphicFramePr>
+              <a:graphicFrameLocks xmlns:a="http://schemas.openxmlformats.org/drawingml/2006/main" noChangeAspect="1"/>
+            </wp:cNvGraphicFramePr>
+            <a:graphic xmlns:a="http://schemas.openxmlformats.org/drawingml/2006/main">
+              <a:graphicData uri="http://schemas.openxmlformats.org/drawingml/2006/picture">
+                <pic:pic xmlns:pic="http://schemas.openxmlformats.org/drawingml/2006/picture">
+                  <pic:nvPicPr>
+                    <pic:cNvPr id="0" name="" descr=""/>
+                    <pic:cNvPicPr>
+                      <a:picLocks noChangeAspect="1" noChangeArrowheads="1"/>
+                    </pic:cNvPicPr>
+                  </pic:nvPicPr>
+                  <pic:blipFill>
+                    <a:blip r:embed="rId17" cstate="none"/>
+                    <a:srcRect/>
+                    <a:stretch>
+                      <a:fillRect/>
+                    </a:stretch>
+                  </pic:blipFill>
+                  <pic:spPr bwMode="auto">
+                    <a:xfrm>
+                      <a:off x="0" y="0"/>
+                      <a:ext cx="5524500" cy="2905125"/>
+                    </a:xfrm>
+                    <a:prstGeom prst="rect">
+                      <a:avLst/>
+                    </a:prstGeom>
+                  </pic:spPr>
+                </pic:pic>
+              </a:graphicData>
+            </a:graphic>
+          </wp:inline>
+        </w:drawing>
+      </w:r>
+    </w:p>
+    <w:p>
+      <w:pPr>
+        <w:spacing w:after="200"/>
+        <w:jc w:val="center"/>
+      </w:pPr>
+      <w:r>
+        <w:rPr>
+          <w:i/>
+          <w:iCs/>
+          <w:color w:val="666666"/>
+          <w:sz w:val="18"/>
+          <w:szCs w:val="18"/>
+        </w:rPr>
+        <w:t xml:space="preserve">CVE-2026-74279: published Aug 15, 2026, with reference links</w:t>
+      </w:r>
+    </w:p>
+    <w:p>
+      <w:pPr>
+        <w:spacing w:after="60" w:before="160"/>
+        <w:jc w:val="center"/>
+      </w:pPr>
+      <w:r>
+        <w:drawing>
+          <wp:inline distT="0" distB="0" distL="0" distR="0">
+            <wp:extent cx="5524500" cy="2905125"/>
+            <wp:effectExtent t="0" r="0" b="0" l="0"/>
+            <wp:docPr id="1" name="" descr="" title=""/>
+            <wp:cNvGraphicFramePr>
+              <a:graphicFrameLocks xmlns:a="http://schemas.openxmlformats.org/drawingml/2006/main" noChangeAspect="1"/>
+            </wp:cNvGraphicFramePr>
+            <a:graphic xmlns:a="http://schemas.openxmlformats.org/drawingml/2006/main">
+              <a:graphicData uri="http://schemas.openxmlformats.org/drawingml/2006/picture">
+                <pic:pic xmlns:pic="http://schemas.openxmlformats.org/drawingml/2006/picture">
+                  <pic:nvPicPr>
+                    <pic:cNvPr id="0" name="" descr=""/>
+                    <pic:cNvPicPr>
+                      <a:picLocks noChangeAspect="1" noChangeArrowheads="1"/>
+                    </pic:cNvPicPr>
+                  </pic:nvPicPr>
+                  <pic:blipFill>
+                    <a:blip r:embed="rId18" cstate="none"/>
+                    <a:srcRect/>
+                    <a:stretch>
+                      <a:fillRect/>
+                    </a:stretch>
+                  </pic:blipFill>
+                  <pic:spPr bwMode="auto">
+                    <a:xfrm>
+                      <a:off x="0" y="0"/>
+                      <a:ext cx="5524500" cy="2905125"/>
+                    </a:xfrm>
+                    <a:prstGeom prst="rect">
+                      <a:avLst/>
+                    </a:prstGeom>
+                  </pic:spPr>
+                </pic:pic>
+              </a:graphicData>
+            </a:graphic>
+          </wp:inline>
+        </w:drawing>
+      </w:r>
+    </w:p>
+    <w:p>
+      <w:pPr>
+        <w:spacing w:after="200"/>
+        <w:jc w:val="center"/>
+      </w:pPr>
+      <w:r>
+        <w:rPr>
+          <w:i/>
+          <w:iCs/>
+          <w:color w:val="666666"/>
+          <w:sz w:val="18"/>
+          <w:szCs w:val="18"/>
+        </w:rPr>
+        <w:t xml:space="preserve">CVSS base score 10, severity Critical</w:t>
+      </w:r>
+    </w:p>
+    <w:p>
+      <w:pPr>
+        <w:pStyle w:val="Heading3"/>
+        <w:spacing w:after="100" w:before="200"/>
+      </w:pPr>
+      <w:r>
+        <w:t xml:space="preserve">CVE-2026-74475 — vxlan/neighbor subsystem race condition</w:t>
+      </w:r>
+    </w:p>
+    <w:p>
+      <w:pPr>
+        <w:spacing w:after="60" w:before="160"/>
+        <w:jc w:val="center"/>
+      </w:pPr>
+      <w:r>
+        <w:drawing>
+          <wp:inline distT="0" distB="0" distL="0" distR="0">
+            <wp:extent cx="5524500" cy="2905125"/>
+            <wp:effectExtent t="0" r="0" b="0" l="0"/>
+            <wp:docPr id="1" name="" descr="" title=""/>
+            <wp:cNvGraphicFramePr>
+              <a:graphicFrameLocks xmlns:a="http://schemas.openxmlformats.org/drawingml/2006/main" noChangeAspect="1"/>
+            </wp:cNvGraphicFramePr>
+            <a:graphic xmlns:a="http://schemas.openxmlformats.org/drawingml/2006/main">
+              <a:graphicData uri="http://schemas.openxmlformats.org/drawingml/2006/picture">
+                <pic:pic xmlns:pic="http://schemas.openxmlformats.org/drawingml/2006/picture">
+                  <pic:nvPicPr>
+                    <pic:cNvPr id="0" name="" descr=""/>
+                    <pic:cNvPicPr>
+                      <a:picLocks noChangeAspect="1" noChangeArrowheads="1"/>
+                    </pic:cNvPicPr>
+                  </pic:nvPicPr>
+                  <pic:blipFill>
+                    <a:blip r:embed="rId19" cstate="none"/>
+                    <a:srcRect/>
+                    <a:stretch>
+                      <a:fillRect/>
+                    </a:stretch>
+                  </pic:blipFill>
+                  <pic:spPr bwMode="auto">
+                    <a:xfrm>
+                      <a:off x="0" y="0"/>
+                      <a:ext cx="5524500" cy="2905125"/>
+                    </a:xfrm>
+                    <a:prstGeom prst="rect">
+                      <a:avLst/>
+                    </a:prstGeom>
+                  </pic:spPr>
+                </pic:pic>
+              </a:graphicData>
+            </a:graphic>
+          </wp:inline>
+        </w:drawing>
+      </w:r>
+    </w:p>
+    <w:p>
+      <w:pPr>
+        <w:spacing w:after="200"/>
+        <w:jc w:val="center"/>
+      </w:pPr>
+      <w:r>
+        <w:rPr>
+          <w:i/>
+          <w:iCs/>
+          <w:color w:val="666666"/>
+          <w:sz w:val="18"/>
+          <w:szCs w:val="18"/>
+        </w:rPr>
+        <w:t xml:space="preserve">Affected package (linux-image-7.0.0-30-generic) and full vulnerability description</w:t>
+      </w:r>
+    </w:p>
+    <w:p>
+      <w:pPr>
+        <w:spacing w:after="60" w:before="160"/>
+        <w:jc w:val="center"/>
+      </w:pPr>
+      <w:r>
+        <w:drawing>
+          <wp:inline distT="0" distB="0" distL="0" distR="0">
+            <wp:extent cx="5524500" cy="2905125"/>
+            <wp:effectExtent t="0" r="0" b="0" l="0"/>
+            <wp:docPr id="1" name="" descr="" title=""/>
+            <wp:cNvGraphicFramePr>
+              <a:graphicFrameLocks xmlns:a="http://schemas.openxmlformats.org/drawingml/2006/main" noChangeAspect="1"/>
+            </wp:cNvGraphicFramePr>
+            <a:graphic xmlns:a="http://schemas.openxmlformats.org/drawingml/2006/main">
+              <a:graphicData uri="http://schemas.openxmlformats.org/drawingml/2006/picture">
+                <pic:pic xmlns:pic="http://schemas.openxmlformats.org/drawingml/2006/picture">
+                  <pic:nvPicPr>
+                    <pic:cNvPr id="0" name="" descr=""/>
+                    <pic:cNvPicPr>
+                      <a:picLocks noChangeAspect="1" noChangeArrowheads="1"/>
+                    </pic:cNvPicPr>
+                  </pic:nvPicPr>
+                  <pic:blipFill>
+                    <a:blip r:embed="rId20" cstate="none"/>
+                    <a:srcRect/>
+                    <a:stretch>
+                      <a:fillRect/>
+                    </a:stretch>
+                  </pic:blipFill>
+                  <pic:spPr bwMode="auto">
+                    <a:xfrm>
+                      <a:off x="0" y="0"/>
+                      <a:ext cx="5524500" cy="2905125"/>
+                    </a:xfrm>
+                    <a:prstGeom prst="rect">
+                      <a:avLst/>
+                    </a:prstGeom>
+                  </pic:spPr>
+                </pic:pic>
+              </a:graphicData>
+            </a:graphic>
+          </wp:inline>
+        </w:drawing>
+      </w:r>
+    </w:p>
+    <w:p>
+      <w:pPr>
+        <w:spacing w:after="200"/>
+        <w:jc w:val="center"/>
+      </w:pPr>
+      <w:r>
+        <w:rPr>
+          <w:i/>
+          <w:iCs/>
+          <w:color w:val="666666"/>
+          <w:sz w:val="18"/>
+          <w:szCs w:val="18"/>
+        </w:rPr>
+        <w:t xml:space="preserve">CVE-2026-74475: published Aug 15, 2026, with reference links</w:t>
+      </w:r>
+    </w:p>
+    <w:p>
+      <w:pPr>
+        <w:spacing w:after="60" w:before="160"/>
+        <w:jc w:val="center"/>
+      </w:pPr>
+      <w:r>
+        <w:drawing>
+          <wp:inline distT="0" distB="0" distL="0" distR="0">
+            <wp:extent cx="5524500" cy="2905125"/>
+            <wp:effectExtent t="0" r="0" b="0" l="0"/>
+            <wp:docPr id="1" name="" descr="" title=""/>
+            <wp:cNvGraphicFramePr>
+              <a:graphicFrameLocks xmlns:a="http://schemas.openxmlformats.org/drawingml/2006/main" noChangeAspect="1"/>
+            </wp:cNvGraphicFramePr>
+            <a:graphic xmlns:a="http://schemas.openxmlformats.org/drawingml/2006/main">
+              <a:graphicData uri="http://schemas.openxmlformats.org/drawingml/2006/picture">
+                <pic:pic xmlns:pic="http://schemas.openxmlformats.org/drawingml/2006/picture">
+                  <pic:nvPicPr>
+                    <pic:cNvPr id="0" name="" descr=""/>
+                    <pic:cNvPicPr>
+                      <a:picLocks noChangeAspect="1" noChangeArrowheads="1"/>
+                    </pic:cNvPicPr>
+                  </pic:nvPicPr>
+                  <pic:blipFill>
+                    <a:blip r:embed="rId21" cstate="none"/>
+                    <a:srcRect/>
+                    <a:stretch>
+                      <a:fillRect/>
+                    </a:stretch>
+                  </pic:blipFill>
+                  <pic:spPr bwMode="auto">
+                    <a:xfrm>
+                      <a:off x="0" y="0"/>
+                      <a:ext cx="5524500" cy="2905125"/>
+                    </a:xfrm>
+                    <a:prstGeom prst="rect">
+                      <a:avLst/>
+                    </a:prstGeom>
+                  </pic:spPr>
+                </pic:pic>
+              </a:graphicData>
+            </a:graphic>
+          </wp:inline>
+        </w:drawing>
+      </w:r>
+    </w:p>
+    <w:p>
+      <w:pPr>
+        <w:spacing w:after="200"/>
+        <w:jc w:val="center"/>
+      </w:pPr>
+      <w:r>
+        <w:rPr>
+          <w:i/>
+          <w:iCs/>
+          <w:color w:val="666666"/>
+          <w:sz w:val="18"/>
+          <w:szCs w:val="18"/>
+        </w:rPr>
+        <w:t xml:space="preserve">CVSS base score 10, severity Critical</w:t>
+      </w:r>
+    </w:p>
     <w:p>
       <w:pPr>
         <w:pStyle w:val="Heading1"/>
